--- a/documents/Haverton Recruitment/3 Legal/Client Terms Of Business.docx
+++ b/documents/Haverton Recruitment/3 Legal/Client Terms Of Business.docx
@@ -248,7 +248,7 @@
               <w:spacing w:after="40" w:line="270"/>
             </w:pPr>
             <w:r>
-              <w:t xml:space="preserve">1.0, September 2026</w:t>
+              <w:t xml:space="preserve">1.1, September 2026</w:t>
             </w:r>
           </w:p>
         </w:tc>
@@ -730,7 +730,7 @@
               <w:spacing w:after="40" w:line="270"/>
             </w:pPr>
             <w:r>
-              <w:t xml:space="preserve">If they leave within 12 weeks, you get a partial refund or a free replacement (clause 7).</w:t>
+              <w:t xml:space="preserve">Within 90 days: a free replacement (days 0 to 30) or a credit against a future fee (days 31 to 90). See clause 7.</w:t>
             </w:r>
           </w:p>
         </w:tc>
@@ -1978,7 +1978,7 @@
               <w:spacing w:after="40" w:line="270"/>
             </w:pPr>
             <w:r>
-              <w:t xml:space="preserve">Care and support roles (for example Care Assistant, Support Worker)</w:t>
+              <w:t xml:space="preserve">Care Assistants, Support Workers and similar care roles</w:t>
             </w:r>
           </w:p>
         </w:tc>
@@ -2035,7 +2035,7 @@
               <w:spacing w:after="40" w:line="270"/>
             </w:pPr>
             <w:r>
-              <w:t xml:space="preserve">Senior and coordinator roles (for example Senior Care Assistant, Team Leader, Care Coordinator, Field Care Supervisor)</w:t>
+              <w:t xml:space="preserve">Senior Care Assistants and Team Leaders</w:t>
             </w:r>
           </w:p>
         </w:tc>
@@ -2092,7 +2092,7 @@
               <w:spacing w:after="40" w:line="270"/>
             </w:pPr>
             <w:r>
-              <w:t xml:space="preserve">Deputy Manager, Registered Manager, Home Manager, Quality and Compliance roles</w:t>
+              <w:t xml:space="preserve">Deputy Managers, Care Coordinators and Field Care Supervisors</w:t>
             </w:r>
           </w:p>
         </w:tc>
@@ -2149,7 +2149,7 @@
               <w:spacing w:after="40" w:line="270"/>
             </w:pPr>
             <w:r>
-              <w:t xml:space="preserve">Executive and specialist roles, and all Retained Search</w:t>
+              <w:t xml:space="preserve">Registered Managers, Home Managers and Clinical Leads</w:t>
             </w:r>
           </w:p>
         </w:tc>
@@ -2175,7 +2175,64 @@
               <w:spacing w:after="40" w:line="270"/>
             </w:pPr>
             <w:r>
-              <w:t xml:space="preserve">20% of Remuneration, or a fixed fee agreed in writing</w:t>
+              <w:t xml:space="preserve">20% of Remuneration</w:t>
+            </w:r>
+          </w:p>
+        </w:tc>
+      </w:tr>
+      <w:tr>
+        <w:trPr>
+          <w:cantSplit/>
+        </w:trPr>
+        <w:tc>
+          <w:tcPr>
+            <w:tcW w:type="dxa" w:w="6425"/>
+            <w:tcBorders>
+              <w:top w:val="single" w:color="D9D2C3" w:sz="4"/>
+              <w:left w:val="single" w:color="D9D2C3" w:sz="4"/>
+              <w:bottom w:val="single" w:color="D9D2C3" w:sz="4"/>
+              <w:right w:val="single" w:color="D9D2C3" w:sz="4"/>
+            </w:tcBorders>
+            <w:tcMar>
+              <w:top w:type="dxa" w:w="80"/>
+              <w:left w:type="dxa" w:w="110"/>
+              <w:bottom w:type="dxa" w:w="80"/>
+              <w:right w:type="dxa" w:w="110"/>
+            </w:tcMar>
+            <w:vAlign w:val="top"/>
+          </w:tcPr>
+          <w:p>
+            <w:pPr>
+              <w:spacing w:after="40" w:line="270"/>
+            </w:pPr>
+            <w:r>
+              <w:t xml:space="preserve">Senior operations, quality and compliance roles, and all Retained Search</w:t>
+            </w:r>
+          </w:p>
+        </w:tc>
+        <w:tc>
+          <w:tcPr>
+            <w:tcW w:type="dxa" w:w="3213"/>
+            <w:tcBorders>
+              <w:top w:val="single" w:color="D9D2C3" w:sz="4"/>
+              <w:left w:val="single" w:color="D9D2C3" w:sz="4"/>
+              <w:bottom w:val="single" w:color="D9D2C3" w:sz="4"/>
+              <w:right w:val="single" w:color="D9D2C3" w:sz="4"/>
+            </w:tcBorders>
+            <w:tcMar>
+              <w:top w:type="dxa" w:w="80"/>
+              <w:left w:type="dxa" w:w="110"/>
+              <w:bottom w:type="dxa" w:w="80"/>
+              <w:right w:type="dxa" w:w="110"/>
+            </w:tcMar>
+            <w:vAlign w:val="top"/>
+          </w:tcPr>
+          <w:p>
+            <w:pPr>
+              <w:spacing w:after="40" w:line="270"/>
+            </w:pPr>
+            <w:r>
+              <w:t xml:space="preserve">22.5% of Remuneration, or a fixed fee agreed in writing</w:t>
             </w:r>
           </w:p>
         </w:tc>
@@ -2368,7 +2425,7 @@
         <w:pStyle w:val="Heading1"/>
       </w:pPr>
       <w:r>
-        <w:t xml:space="preserve">7. If the Candidate leaves early</w:t>
+        <w:t xml:space="preserve">7. If the Candidate leaves early (our guarantee)</w:t>
       </w:r>
     </w:p>
     <w:p>
@@ -2390,10 +2447,10 @@
           <w:b/>
           <w:bCs/>
         </w:rPr>
-        <w:t xml:space="preserve">12 weeks</w:t>
-      </w:r>
-      <w:r>
-        <w:t xml:space="preserve"> of the Start Date, we will, at your choice, either try to find a replacement Candidate without a further Fee, or give you a partial refund of the Fee paid, as follows:</w:t>
+        <w:t xml:space="preserve">90 days</w:t>
+      </w:r>
+      <w:r>
+        <w:t xml:space="preserve"> of the Start Date, we will give you the following:</w:t>
       </w:r>
     </w:p>
     <w:tbl>
@@ -2409,8 +2466,8 @@
         </w:tblBorders>
       </w:tblPr>
       <w:tblGrid>
-        <w:gridCol w:w="5782"/>
-        <w:gridCol w:w="3856"/>
+        <w:gridCol w:w="2753"/>
+        <w:gridCol w:w="6885"/>
       </w:tblGrid>
       <w:tr>
         <w:trPr>
@@ -2418,7 +2475,7 @@
         </w:trPr>
         <w:tc>
           <w:tcPr>
-            <w:tcW w:type="dxa" w:w="5782"/>
+            <w:tcW w:type="dxa" w:w="2753"/>
             <w:tcBorders>
               <w:top w:val="single" w:color="D9D2C3" w:sz="4"/>
               <w:left w:val="single" w:color="D9D2C3" w:sz="4"/>
@@ -2450,7 +2507,7 @@
         </w:tc>
         <w:tc>
           <w:tcPr>
-            <w:tcW w:type="dxa" w:w="3856"/>
+            <w:tcW w:type="dxa" w:w="6885"/>
             <w:tcBorders>
               <w:top w:val="single" w:color="D9D2C3" w:sz="4"/>
               <w:left w:val="single" w:color="D9D2C3" w:sz="4"/>
@@ -2476,7 +2533,7 @@
                 <w:bCs/>
                 <w:color w:val="1B2B45"/>
               </w:rPr>
-              <w:t xml:space="preserve">Refund of Fee paid</w:t>
+              <w:t xml:space="preserve">What you receive</w:t>
             </w:r>
           </w:p>
         </w:tc>
@@ -2487,53 +2544,53 @@
         </w:trPr>
         <w:tc>
           <w:tcPr>
-            <w:tcW w:type="dxa" w:w="5782"/>
-            <w:tcBorders>
-              <w:top w:val="single" w:color="D9D2C3" w:sz="4"/>
-              <w:left w:val="single" w:color="D9D2C3" w:sz="4"/>
-              <w:bottom w:val="single" w:color="D9D2C3" w:sz="4"/>
-              <w:right w:val="single" w:color="D9D2C3" w:sz="4"/>
-            </w:tcBorders>
-            <w:tcMar>
-              <w:top w:type="dxa" w:w="80"/>
-              <w:left w:type="dxa" w:w="110"/>
-              <w:bottom w:type="dxa" w:w="80"/>
-              <w:right w:type="dxa" w:w="110"/>
-            </w:tcMar>
-            <w:vAlign w:val="top"/>
-          </w:tcPr>
-          <w:p>
-            <w:pPr>
-              <w:spacing w:after="40" w:line="270"/>
-            </w:pPr>
-            <w:r>
-              <w:t xml:space="preserve">In weeks 1 to 4</w:t>
-            </w:r>
-          </w:p>
-        </w:tc>
-        <w:tc>
-          <w:tcPr>
-            <w:tcW w:type="dxa" w:w="3856"/>
-            <w:tcBorders>
-              <w:top w:val="single" w:color="D9D2C3" w:sz="4"/>
-              <w:left w:val="single" w:color="D9D2C3" w:sz="4"/>
-              <w:bottom w:val="single" w:color="D9D2C3" w:sz="4"/>
-              <w:right w:val="single" w:color="D9D2C3" w:sz="4"/>
-            </w:tcBorders>
-            <w:tcMar>
-              <w:top w:type="dxa" w:w="80"/>
-              <w:left w:type="dxa" w:w="110"/>
-              <w:bottom w:type="dxa" w:w="80"/>
-              <w:right w:type="dxa" w:w="110"/>
-            </w:tcMar>
-            <w:vAlign w:val="top"/>
-          </w:tcPr>
-          <w:p>
-            <w:pPr>
-              <w:spacing w:after="40" w:line="270"/>
-            </w:pPr>
-            <w:r>
-              <w:t xml:space="preserve">50%</w:t>
+            <w:tcW w:type="dxa" w:w="2753"/>
+            <w:tcBorders>
+              <w:top w:val="single" w:color="D9D2C3" w:sz="4"/>
+              <w:left w:val="single" w:color="D9D2C3" w:sz="4"/>
+              <w:bottom w:val="single" w:color="D9D2C3" w:sz="4"/>
+              <w:right w:val="single" w:color="D9D2C3" w:sz="4"/>
+            </w:tcBorders>
+            <w:tcMar>
+              <w:top w:type="dxa" w:w="80"/>
+              <w:left w:type="dxa" w:w="110"/>
+              <w:bottom w:type="dxa" w:w="80"/>
+              <w:right w:type="dxa" w:w="110"/>
+            </w:tcMar>
+            <w:vAlign w:val="top"/>
+          </w:tcPr>
+          <w:p>
+            <w:pPr>
+              <w:spacing w:after="40" w:line="270"/>
+            </w:pPr>
+            <w:r>
+              <w:t xml:space="preserve">Days 0 to 30</w:t>
+            </w:r>
+          </w:p>
+        </w:tc>
+        <w:tc>
+          <w:tcPr>
+            <w:tcW w:type="dxa" w:w="6885"/>
+            <w:tcBorders>
+              <w:top w:val="single" w:color="D9D2C3" w:sz="4"/>
+              <w:left w:val="single" w:color="D9D2C3" w:sz="4"/>
+              <w:bottom w:val="single" w:color="D9D2C3" w:sz="4"/>
+              <w:right w:val="single" w:color="D9D2C3" w:sz="4"/>
+            </w:tcBorders>
+            <w:tcMar>
+              <w:top w:type="dxa" w:w="80"/>
+              <w:left w:type="dxa" w:w="110"/>
+              <w:bottom w:type="dxa" w:w="80"/>
+              <w:right w:type="dxa" w:w="110"/>
+            </w:tcMar>
+            <w:vAlign w:val="top"/>
+          </w:tcPr>
+          <w:p>
+            <w:pPr>
+              <w:spacing w:after="40" w:line="270"/>
+            </w:pPr>
+            <w:r>
+              <w:t xml:space="preserve">A free replacement: we search again for the same role with no further Fee</w:t>
             </w:r>
           </w:p>
         </w:tc>
@@ -2544,53 +2601,53 @@
         </w:trPr>
         <w:tc>
           <w:tcPr>
-            <w:tcW w:type="dxa" w:w="5782"/>
-            <w:tcBorders>
-              <w:top w:val="single" w:color="D9D2C3" w:sz="4"/>
-              <w:left w:val="single" w:color="D9D2C3" w:sz="4"/>
-              <w:bottom w:val="single" w:color="D9D2C3" w:sz="4"/>
-              <w:right w:val="single" w:color="D9D2C3" w:sz="4"/>
-            </w:tcBorders>
-            <w:tcMar>
-              <w:top w:type="dxa" w:w="80"/>
-              <w:left w:type="dxa" w:w="110"/>
-              <w:bottom w:type="dxa" w:w="80"/>
-              <w:right w:type="dxa" w:w="110"/>
-            </w:tcMar>
-            <w:vAlign w:val="top"/>
-          </w:tcPr>
-          <w:p>
-            <w:pPr>
-              <w:spacing w:after="40" w:line="270"/>
-            </w:pPr>
-            <w:r>
-              <w:t xml:space="preserve">In weeks 5 to 8</w:t>
-            </w:r>
-          </w:p>
-        </w:tc>
-        <w:tc>
-          <w:tcPr>
-            <w:tcW w:type="dxa" w:w="3856"/>
-            <w:tcBorders>
-              <w:top w:val="single" w:color="D9D2C3" w:sz="4"/>
-              <w:left w:val="single" w:color="D9D2C3" w:sz="4"/>
-              <w:bottom w:val="single" w:color="D9D2C3" w:sz="4"/>
-              <w:right w:val="single" w:color="D9D2C3" w:sz="4"/>
-            </w:tcBorders>
-            <w:tcMar>
-              <w:top w:type="dxa" w:w="80"/>
-              <w:left w:type="dxa" w:w="110"/>
-              <w:bottom w:type="dxa" w:w="80"/>
-              <w:right w:type="dxa" w:w="110"/>
-            </w:tcMar>
-            <w:vAlign w:val="top"/>
-          </w:tcPr>
-          <w:p>
-            <w:pPr>
-              <w:spacing w:after="40" w:line="270"/>
-            </w:pPr>
-            <w:r>
-              <w:t xml:space="preserve">30%</w:t>
+            <w:tcW w:type="dxa" w:w="2753"/>
+            <w:tcBorders>
+              <w:top w:val="single" w:color="D9D2C3" w:sz="4"/>
+              <w:left w:val="single" w:color="D9D2C3" w:sz="4"/>
+              <w:bottom w:val="single" w:color="D9D2C3" w:sz="4"/>
+              <w:right w:val="single" w:color="D9D2C3" w:sz="4"/>
+            </w:tcBorders>
+            <w:tcMar>
+              <w:top w:type="dxa" w:w="80"/>
+              <w:left w:type="dxa" w:w="110"/>
+              <w:bottom w:type="dxa" w:w="80"/>
+              <w:right w:type="dxa" w:w="110"/>
+            </w:tcMar>
+            <w:vAlign w:val="top"/>
+          </w:tcPr>
+          <w:p>
+            <w:pPr>
+              <w:spacing w:after="40" w:line="270"/>
+            </w:pPr>
+            <w:r>
+              <w:t xml:space="preserve">Days 31 to 60</w:t>
+            </w:r>
+          </w:p>
+        </w:tc>
+        <w:tc>
+          <w:tcPr>
+            <w:tcW w:type="dxa" w:w="6885"/>
+            <w:tcBorders>
+              <w:top w:val="single" w:color="D9D2C3" w:sz="4"/>
+              <w:left w:val="single" w:color="D9D2C3" w:sz="4"/>
+              <w:bottom w:val="single" w:color="D9D2C3" w:sz="4"/>
+              <w:right w:val="single" w:color="D9D2C3" w:sz="4"/>
+            </w:tcBorders>
+            <w:tcMar>
+              <w:top w:type="dxa" w:w="80"/>
+              <w:left w:type="dxa" w:w="110"/>
+              <w:bottom w:type="dxa" w:w="80"/>
+              <w:right w:type="dxa" w:w="110"/>
+            </w:tcMar>
+            <w:vAlign w:val="top"/>
+          </w:tcPr>
+          <w:p>
+            <w:pPr>
+              <w:spacing w:after="40" w:line="270"/>
+            </w:pPr>
+            <w:r>
+              <w:t xml:space="preserve">A credit of 50% of the Fee paid, to use against a future Fee within 12 months</w:t>
             </w:r>
           </w:p>
         </w:tc>
@@ -2601,53 +2658,53 @@
         </w:trPr>
         <w:tc>
           <w:tcPr>
-            <w:tcW w:type="dxa" w:w="5782"/>
-            <w:tcBorders>
-              <w:top w:val="single" w:color="D9D2C3" w:sz="4"/>
-              <w:left w:val="single" w:color="D9D2C3" w:sz="4"/>
-              <w:bottom w:val="single" w:color="D9D2C3" w:sz="4"/>
-              <w:right w:val="single" w:color="D9D2C3" w:sz="4"/>
-            </w:tcBorders>
-            <w:tcMar>
-              <w:top w:type="dxa" w:w="80"/>
-              <w:left w:type="dxa" w:w="110"/>
-              <w:bottom w:type="dxa" w:w="80"/>
-              <w:right w:type="dxa" w:w="110"/>
-            </w:tcMar>
-            <w:vAlign w:val="top"/>
-          </w:tcPr>
-          <w:p>
-            <w:pPr>
-              <w:spacing w:after="40" w:line="270"/>
-            </w:pPr>
-            <w:r>
-              <w:t xml:space="preserve">In weeks 9 to 12</w:t>
-            </w:r>
-          </w:p>
-        </w:tc>
-        <w:tc>
-          <w:tcPr>
-            <w:tcW w:type="dxa" w:w="3856"/>
-            <w:tcBorders>
-              <w:top w:val="single" w:color="D9D2C3" w:sz="4"/>
-              <w:left w:val="single" w:color="D9D2C3" w:sz="4"/>
-              <w:bottom w:val="single" w:color="D9D2C3" w:sz="4"/>
-              <w:right w:val="single" w:color="D9D2C3" w:sz="4"/>
-            </w:tcBorders>
-            <w:tcMar>
-              <w:top w:type="dxa" w:w="80"/>
-              <w:left w:type="dxa" w:w="110"/>
-              <w:bottom w:type="dxa" w:w="80"/>
-              <w:right w:type="dxa" w:w="110"/>
-            </w:tcMar>
-            <w:vAlign w:val="top"/>
-          </w:tcPr>
-          <w:p>
-            <w:pPr>
-              <w:spacing w:after="40" w:line="270"/>
-            </w:pPr>
-            <w:r>
-              <w:t xml:space="preserve">15%</w:t>
+            <w:tcW w:type="dxa" w:w="2753"/>
+            <w:tcBorders>
+              <w:top w:val="single" w:color="D9D2C3" w:sz="4"/>
+              <w:left w:val="single" w:color="D9D2C3" w:sz="4"/>
+              <w:bottom w:val="single" w:color="D9D2C3" w:sz="4"/>
+              <w:right w:val="single" w:color="D9D2C3" w:sz="4"/>
+            </w:tcBorders>
+            <w:tcMar>
+              <w:top w:type="dxa" w:w="80"/>
+              <w:left w:type="dxa" w:w="110"/>
+              <w:bottom w:type="dxa" w:w="80"/>
+              <w:right w:type="dxa" w:w="110"/>
+            </w:tcMar>
+            <w:vAlign w:val="top"/>
+          </w:tcPr>
+          <w:p>
+            <w:pPr>
+              <w:spacing w:after="40" w:line="270"/>
+            </w:pPr>
+            <w:r>
+              <w:t xml:space="preserve">Days 61 to 90</w:t>
+            </w:r>
+          </w:p>
+        </w:tc>
+        <w:tc>
+          <w:tcPr>
+            <w:tcW w:type="dxa" w:w="6885"/>
+            <w:tcBorders>
+              <w:top w:val="single" w:color="D9D2C3" w:sz="4"/>
+              <w:left w:val="single" w:color="D9D2C3" w:sz="4"/>
+              <w:bottom w:val="single" w:color="D9D2C3" w:sz="4"/>
+              <w:right w:val="single" w:color="D9D2C3" w:sz="4"/>
+            </w:tcBorders>
+            <w:tcMar>
+              <w:top w:type="dxa" w:w="80"/>
+              <w:left w:type="dxa" w:w="110"/>
+              <w:bottom w:type="dxa" w:w="80"/>
+              <w:right w:type="dxa" w:w="110"/>
+            </w:tcMar>
+            <w:vAlign w:val="top"/>
+          </w:tcPr>
+          <w:p>
+            <w:pPr>
+              <w:spacing w:after="40" w:line="270"/>
+            </w:pPr>
+            <w:r>
+              <w:t xml:space="preserve">A credit of 25% of the Fee paid, to use against a future Fee within 12 months</w:t>
             </w:r>
           </w:p>
         </w:tc>
@@ -2658,53 +2715,53 @@
         </w:trPr>
         <w:tc>
           <w:tcPr>
-            <w:tcW w:type="dxa" w:w="5782"/>
-            <w:tcBorders>
-              <w:top w:val="single" w:color="D9D2C3" w:sz="4"/>
-              <w:left w:val="single" w:color="D9D2C3" w:sz="4"/>
-              <w:bottom w:val="single" w:color="D9D2C3" w:sz="4"/>
-              <w:right w:val="single" w:color="D9D2C3" w:sz="4"/>
-            </w:tcBorders>
-            <w:tcMar>
-              <w:top w:type="dxa" w:w="80"/>
-              <w:left w:type="dxa" w:w="110"/>
-              <w:bottom w:type="dxa" w:w="80"/>
-              <w:right w:type="dxa" w:w="110"/>
-            </w:tcMar>
-            <w:vAlign w:val="top"/>
-          </w:tcPr>
-          <w:p>
-            <w:pPr>
-              <w:spacing w:after="40" w:line="270"/>
-            </w:pPr>
-            <w:r>
-              <w:t xml:space="preserve">After week 12</w:t>
-            </w:r>
-          </w:p>
-        </w:tc>
-        <w:tc>
-          <w:tcPr>
-            <w:tcW w:type="dxa" w:w="3856"/>
-            <w:tcBorders>
-              <w:top w:val="single" w:color="D9D2C3" w:sz="4"/>
-              <w:left w:val="single" w:color="D9D2C3" w:sz="4"/>
-              <w:bottom w:val="single" w:color="D9D2C3" w:sz="4"/>
-              <w:right w:val="single" w:color="D9D2C3" w:sz="4"/>
-            </w:tcBorders>
-            <w:tcMar>
-              <w:top w:type="dxa" w:w="80"/>
-              <w:left w:type="dxa" w:w="110"/>
-              <w:bottom w:type="dxa" w:w="80"/>
-              <w:right w:type="dxa" w:w="110"/>
-            </w:tcMar>
-            <w:vAlign w:val="top"/>
-          </w:tcPr>
-          <w:p>
-            <w:pPr>
-              <w:spacing w:after="40" w:line="270"/>
-            </w:pPr>
-            <w:r>
-              <w:t xml:space="preserve">No refund</w:t>
+            <w:tcW w:type="dxa" w:w="2753"/>
+            <w:tcBorders>
+              <w:top w:val="single" w:color="D9D2C3" w:sz="4"/>
+              <w:left w:val="single" w:color="D9D2C3" w:sz="4"/>
+              <w:bottom w:val="single" w:color="D9D2C3" w:sz="4"/>
+              <w:right w:val="single" w:color="D9D2C3" w:sz="4"/>
+            </w:tcBorders>
+            <w:tcMar>
+              <w:top w:type="dxa" w:w="80"/>
+              <w:left w:type="dxa" w:w="110"/>
+              <w:bottom w:type="dxa" w:w="80"/>
+              <w:right w:type="dxa" w:w="110"/>
+            </w:tcMar>
+            <w:vAlign w:val="top"/>
+          </w:tcPr>
+          <w:p>
+            <w:pPr>
+              <w:spacing w:after="40" w:line="270"/>
+            </w:pPr>
+            <w:r>
+              <w:t xml:space="preserve">After day 90</w:t>
+            </w:r>
+          </w:p>
+        </w:tc>
+        <w:tc>
+          <w:tcPr>
+            <w:tcW w:type="dxa" w:w="6885"/>
+            <w:tcBorders>
+              <w:top w:val="single" w:color="D9D2C3" w:sz="4"/>
+              <w:left w:val="single" w:color="D9D2C3" w:sz="4"/>
+              <w:bottom w:val="single" w:color="D9D2C3" w:sz="4"/>
+              <w:right w:val="single" w:color="D9D2C3" w:sz="4"/>
+            </w:tcBorders>
+            <w:tcMar>
+              <w:top w:type="dxa" w:w="80"/>
+              <w:left w:type="dxa" w:w="110"/>
+              <w:bottom w:type="dxa" w:w="80"/>
+              <w:right w:type="dxa" w:w="110"/>
+            </w:tcMar>
+            <w:vAlign w:val="top"/>
+          </w:tcPr>
+          <w:p>
+            <w:pPr>
+              <w:spacing w:after="40" w:line="270"/>
+            </w:pPr>
+            <w:r>
+              <w:t xml:space="preserve">No replacement or credit</w:t>
             </w:r>
           </w:p>
         </w:tc>
@@ -2727,7 +2784,7 @@
         <w:t xml:space="preserve">7.2	</w:t>
       </w:r>
       <w:r>
-        <w:t xml:space="preserve">The refund or replacement only applies if all of these are true:</w:t>
+        <w:t xml:space="preserve">The guarantee only applies if all of these are true:</w:t>
       </w:r>
     </w:p>
     <w:p>
@@ -2757,7 +2814,7 @@
         <w:t xml:space="preserve">	</w:t>
       </w:r>
       <w:r>
-        <w:t xml:space="preserve">(b) you tell us in writing within 7 days of the Engagement ending;</w:t>
+        <w:t xml:space="preserve">(b) you tell us in writing within 7 days of the Engagement ending, with the reason;</w:t>
       </w:r>
     </w:p>
     <w:p>
@@ -2772,7 +2829,7 @@
         <w:t xml:space="preserve">	</w:t>
       </w:r>
       <w:r>
-        <w:t xml:space="preserve">(c) the Engagement did not end because of redundancy, restructuring, a material change you made to the role, pay or location, or your breach of the Candidate’s contract; and</w:t>
+        <w:t xml:space="preserve">(c) the Engagement did not end because of redundancy, restructuring, a material change you made to the role, pay or location, your breach of the Candidate’s contract, or dismissal that was not fair and lawful;</w:t>
       </w:r>
     </w:p>
     <w:p>
@@ -2787,7 +2844,22 @@
         <w:t xml:space="preserve">	</w:t>
       </w:r>
       <w:r>
-        <w:t xml:space="preserve">(d) you do not Engage the Candidate again within 12 months.</w:t>
+        <w:t xml:space="preserve">(d) we managed the whole recruitment process for that Candidate; and</w:t>
+      </w:r>
+    </w:p>
+    <w:p>
+      <w:pPr>
+        <w:tabs>
+          <w:tab w:val="left" w:pos="720"/>
+        </w:tabs>
+        <w:spacing w:after="120" w:line="290"/>
+        <w:ind w:left="720" w:hanging="720"/>
+      </w:pPr>
+      <w:r>
+        <w:t xml:space="preserve">	</w:t>
+      </w:r>
+      <w:r>
+        <w:t xml:space="preserve">(e) you do not Engage the Candidate again within 12 months.</w:t>
       </w:r>
     </w:p>
     <w:p>
@@ -2802,7 +2874,7 @@
         <w:t xml:space="preserve">7.3	</w:t>
       </w:r>
       <w:r>
-        <w:t xml:space="preserve">If you choose a replacement, you must give us the chance to fill the vacancy for 8 weeks. If we cannot, we will give the refund in clause 7.1 instead. Only one replacement is available for each placement.</w:t>
+        <w:t xml:space="preserve">For a replacement, you must give us 8 weeks to fill the vacancy. Only one replacement or credit is available for each placement. Credits have no cash value and cannot be transferred.</w:t>
       </w:r>
     </w:p>
     <w:p>
@@ -4131,7 +4203,7 @@
         <w:sz w:val="16"/>
         <w:szCs w:val="16"/>
       </w:rPr>
-      <w:t xml:space="preserve">Draft for solicitor review | Version 1.0 | September 2026 | Page </w:t>
+      <w:t xml:space="preserve">Draft for solicitor review | Version 1.1 | September 2026 | Page </w:t>
     </w:r>
     <w:r>
       <w:rPr>
